--- a/data/modelos/control_pagos_tercera.docx
+++ b/data/modelos/control_pagos_tercera.docx
@@ -1045,15 +1045,6 @@
         </w:rPr>
         <w:t>Director Ejecutivo del Centro de Idiomas de la UNMSM</w:t>
       </w:r>
-    </w:p>
-    <w:p>
-      <w:pPr>
-        <w:rPr>
-          <w:rFonts w:ascii="Garamond" w:hAnsi="Garamond"/>
-          <w:sz w:val="24"/>
-          <w:szCs w:val="24"/>
-        </w:rPr>
-      </w:pPr>
     </w:p>
     <w:sectPr>
       <w:headerReference w:type="default" r:id="rId6"/>
@@ -1685,7 +1676,6 @@
     <w:basedOn w:val="Normal"/>
     <w:link w:val="TextoindependienteCar"/>
     <w:uiPriority w:val="1"/>
-    <w:semiHidden/>
     <w:unhideWhenUsed/>
     <w:qFormat/>
     <w:rsid w:val="00A82CB7"/>
@@ -1707,7 +1697,6 @@
     <w:basedOn w:val="Fuentedeprrafopredeter"/>
     <w:link w:val="Textoindependiente"/>
     <w:uiPriority w:val="1"/>
-    <w:semiHidden/>
     <w:rsid w:val="00A82CB7"/>
     <w:rPr>
       <w:rFonts w:ascii="Arial MT" w:eastAsia="Arial MT" w:hAnsi="Arial MT" w:cs="Arial MT"/>

--- a/data/modelos/control_pagos_tercera.docx
+++ b/data/modelos/control_pagos_tercera.docx
@@ -408,15 +408,11 @@
             <w:pPr>
               <w:rPr>
                 <w:rFonts w:ascii="Garamond" w:hAnsi="Garamond"/>
-                <w:sz w:val="24"/>
-                <w:szCs w:val="24"/>
-              </w:rPr>
-            </w:pPr>
-            <w:r>
-              <w:rPr>
-                <w:rFonts w:ascii="Garamond" w:hAnsi="Garamond"/>
-                <w:sz w:val="24"/>
-                <w:szCs w:val="24"/>
+              </w:rPr>
+            </w:pPr>
+            <w:r>
+              <w:rPr>
+                <w:rFonts w:ascii="Garamond" w:hAnsi="Garamond"/>
               </w:rPr>
               <w:t>1</w:t>
             </w:r>
@@ -432,15 +428,11 @@
             <w:pPr>
               <w:rPr>
                 <w:rFonts w:ascii="Garamond" w:hAnsi="Garamond"/>
-                <w:sz w:val="24"/>
-                <w:szCs w:val="24"/>
-              </w:rPr>
-            </w:pPr>
-            <w:r>
-              <w:rPr>
-                <w:rFonts w:ascii="Garamond" w:hAnsi="Garamond"/>
-                <w:sz w:val="24"/>
-                <w:szCs w:val="24"/>
+              </w:rPr>
+            </w:pPr>
+            <w:r>
+              <w:rPr>
+                <w:rFonts w:ascii="Garamond" w:hAnsi="Garamond"/>
               </w:rPr>
               <w:t>Nombre_Docente</w:t>
             </w:r>
@@ -458,31 +450,17 @@
             <w:pPr>
               <w:rPr>
                 <w:rFonts w:ascii="Garamond" w:hAnsi="Garamond"/>
-                <w:sz w:val="24"/>
-                <w:szCs w:val="24"/>
-              </w:rPr>
-            </w:pPr>
-            <w:r>
-              <w:rPr>
-                <w:rFonts w:ascii="Garamond" w:hAnsi="Garamond"/>
-                <w:sz w:val="24"/>
-                <w:szCs w:val="24"/>
-              </w:rPr>
-              <w:t>N.º ______</w:t>
-            </w:r>
-            <w:r>
-              <w:rPr>
-                <w:rFonts w:ascii="Garamond" w:hAnsi="Garamond"/>
-                <w:sz w:val="24"/>
-                <w:szCs w:val="24"/>
-              </w:rPr>
-              <w:t>-</w:t>
-            </w:r>
-            <w:r>
-              <w:rPr>
-                <w:rFonts w:ascii="Garamond" w:hAnsi="Garamond"/>
-                <w:sz w:val="24"/>
-                <w:szCs w:val="24"/>
+              </w:rPr>
+            </w:pPr>
+            <w:r>
+              <w:rPr>
+                <w:rFonts w:ascii="Garamond" w:hAnsi="Garamond"/>
+              </w:rPr>
+              <w:t>N.º ______-</w:t>
+            </w:r>
+            <w:r>
+              <w:rPr>
+                <w:rFonts w:ascii="Garamond" w:hAnsi="Garamond"/>
               </w:rPr>
               <w:t>2026-DECEID-D-FLCH/UNMSM</w:t>
             </w:r>
@@ -500,15 +478,11 @@
             <w:pPr>
               <w:rPr>
                 <w:rFonts w:ascii="Garamond" w:hAnsi="Garamond"/>
-                <w:sz w:val="24"/>
-                <w:szCs w:val="24"/>
-              </w:rPr>
-            </w:pPr>
-            <w:r>
-              <w:rPr>
-                <w:rFonts w:ascii="Garamond" w:hAnsi="Garamond"/>
-                <w:sz w:val="24"/>
-                <w:szCs w:val="24"/>
+              </w:rPr>
+            </w:pPr>
+            <w:r>
+              <w:rPr>
+                <w:rFonts w:ascii="Garamond" w:hAnsi="Garamond"/>
               </w:rPr>
               <w:t>Total_Primera</w:t>
             </w:r>
@@ -523,15 +497,11 @@
             <w:pPr>
               <w:rPr>
                 <w:rFonts w:ascii="Garamond" w:hAnsi="Garamond"/>
-                <w:sz w:val="24"/>
-                <w:szCs w:val="24"/>
-              </w:rPr>
-            </w:pPr>
-            <w:r>
-              <w:rPr>
-                <w:rFonts w:ascii="Garamond" w:hAnsi="Garamond"/>
-                <w:sz w:val="24"/>
-                <w:szCs w:val="24"/>
+              </w:rPr>
+            </w:pPr>
+            <w:r>
+              <w:rPr>
+                <w:rFonts w:ascii="Garamond" w:hAnsi="Garamond"/>
               </w:rPr>
               <w:t>Monto_Total</w:t>
             </w:r>
@@ -554,15 +524,11 @@
             <w:pPr>
               <w:rPr>
                 <w:rFonts w:ascii="Garamond" w:hAnsi="Garamond"/>
-                <w:sz w:val="24"/>
-                <w:szCs w:val="24"/>
-              </w:rPr>
-            </w:pPr>
-            <w:r>
-              <w:rPr>
-                <w:rFonts w:ascii="Garamond" w:hAnsi="Garamond"/>
-                <w:sz w:val="24"/>
-                <w:szCs w:val="24"/>
+              </w:rPr>
+            </w:pPr>
+            <w:r>
+              <w:rPr>
+                <w:rFonts w:ascii="Garamond" w:hAnsi="Garamond"/>
               </w:rPr>
               <w:t>2</w:t>
             </w:r>
@@ -578,8 +544,6 @@
             <w:pPr>
               <w:rPr>
                 <w:rFonts w:ascii="Garamond" w:hAnsi="Garamond"/>
-                <w:sz w:val="24"/>
-                <w:szCs w:val="24"/>
               </w:rPr>
             </w:pPr>
           </w:p>
@@ -596,31 +560,17 @@
             <w:pPr>
               <w:rPr>
                 <w:rFonts w:ascii="Garamond" w:hAnsi="Garamond"/>
-                <w:sz w:val="24"/>
-                <w:szCs w:val="24"/>
-              </w:rPr>
-            </w:pPr>
-            <w:r>
-              <w:rPr>
-                <w:rFonts w:ascii="Garamond" w:hAnsi="Garamond"/>
-                <w:sz w:val="24"/>
-                <w:szCs w:val="24"/>
-              </w:rPr>
-              <w:t>N.º ______</w:t>
-            </w:r>
-            <w:r>
-              <w:rPr>
-                <w:rFonts w:ascii="Garamond" w:hAnsi="Garamond"/>
-                <w:sz w:val="24"/>
-                <w:szCs w:val="24"/>
-              </w:rPr>
-              <w:t>-</w:t>
-            </w:r>
-            <w:r>
-              <w:rPr>
-                <w:rFonts w:ascii="Garamond" w:hAnsi="Garamond"/>
-                <w:sz w:val="24"/>
-                <w:szCs w:val="24"/>
+              </w:rPr>
+            </w:pPr>
+            <w:r>
+              <w:rPr>
+                <w:rFonts w:ascii="Garamond" w:hAnsi="Garamond"/>
+              </w:rPr>
+              <w:t>N.º ______-</w:t>
+            </w:r>
+            <w:r>
+              <w:rPr>
+                <w:rFonts w:ascii="Garamond" w:hAnsi="Garamond"/>
               </w:rPr>
               <w:t>2026-DECEID-D-FLCH/UNMSM</w:t>
             </w:r>
@@ -638,15 +588,11 @@
             <w:pPr>
               <w:rPr>
                 <w:rFonts w:ascii="Garamond" w:hAnsi="Garamond"/>
-                <w:sz w:val="24"/>
-                <w:szCs w:val="24"/>
-              </w:rPr>
-            </w:pPr>
-            <w:r>
-              <w:rPr>
-                <w:rFonts w:ascii="Garamond" w:hAnsi="Garamond"/>
-                <w:sz w:val="24"/>
-                <w:szCs w:val="24"/>
+              </w:rPr>
+            </w:pPr>
+            <w:r>
+              <w:rPr>
+                <w:rFonts w:ascii="Garamond" w:hAnsi="Garamond"/>
               </w:rPr>
               <w:t>Total_Segunda</w:t>
             </w:r>
@@ -661,15 +607,11 @@
             <w:pPr>
               <w:rPr>
                 <w:rFonts w:ascii="Garamond" w:hAnsi="Garamond"/>
-                <w:sz w:val="24"/>
-                <w:szCs w:val="24"/>
-              </w:rPr>
-            </w:pPr>
-            <w:r>
-              <w:rPr>
-                <w:rFonts w:ascii="Garamond" w:hAnsi="Garamond"/>
-                <w:sz w:val="24"/>
-                <w:szCs w:val="24"/>
+              </w:rPr>
+            </w:pPr>
+            <w:r>
+              <w:rPr>
+                <w:rFonts w:ascii="Garamond" w:hAnsi="Garamond"/>
               </w:rPr>
               <w:t>Saldo_Primera</w:t>
             </w:r>
@@ -692,15 +634,11 @@
             <w:pPr>
               <w:rPr>
                 <w:rFonts w:ascii="Garamond" w:hAnsi="Garamond"/>
-                <w:sz w:val="24"/>
-                <w:szCs w:val="24"/>
-              </w:rPr>
-            </w:pPr>
-            <w:r>
-              <w:rPr>
-                <w:rFonts w:ascii="Garamond" w:hAnsi="Garamond"/>
-                <w:sz w:val="24"/>
-                <w:szCs w:val="24"/>
+              </w:rPr>
+            </w:pPr>
+            <w:r>
+              <w:rPr>
+                <w:rFonts w:ascii="Garamond" w:hAnsi="Garamond"/>
               </w:rPr>
               <w:t>3</w:t>
             </w:r>
@@ -716,8 +654,6 @@
             <w:pPr>
               <w:rPr>
                 <w:rFonts w:ascii="Garamond" w:hAnsi="Garamond"/>
-                <w:sz w:val="24"/>
-                <w:szCs w:val="24"/>
               </w:rPr>
             </w:pPr>
           </w:p>
@@ -734,31 +670,17 @@
             <w:pPr>
               <w:rPr>
                 <w:rFonts w:ascii="Garamond" w:hAnsi="Garamond"/>
-                <w:sz w:val="24"/>
-                <w:szCs w:val="24"/>
-              </w:rPr>
-            </w:pPr>
-            <w:r>
-              <w:rPr>
-                <w:rFonts w:ascii="Garamond" w:hAnsi="Garamond"/>
-                <w:sz w:val="24"/>
-                <w:szCs w:val="24"/>
-              </w:rPr>
-              <w:t>N.º ______</w:t>
-            </w:r>
-            <w:r>
-              <w:rPr>
-                <w:rFonts w:ascii="Garamond" w:hAnsi="Garamond"/>
-                <w:sz w:val="24"/>
-                <w:szCs w:val="24"/>
-              </w:rPr>
-              <w:t>-</w:t>
-            </w:r>
-            <w:r>
-              <w:rPr>
-                <w:rFonts w:ascii="Garamond" w:hAnsi="Garamond"/>
-                <w:sz w:val="24"/>
-                <w:szCs w:val="24"/>
+              </w:rPr>
+            </w:pPr>
+            <w:r>
+              <w:rPr>
+                <w:rFonts w:ascii="Garamond" w:hAnsi="Garamond"/>
+              </w:rPr>
+              <w:t>N.º ______-</w:t>
+            </w:r>
+            <w:r>
+              <w:rPr>
+                <w:rFonts w:ascii="Garamond" w:hAnsi="Garamond"/>
               </w:rPr>
               <w:t>2026-DECEID-D-FLCH/UNMSM</w:t>
             </w:r>
@@ -776,15 +698,11 @@
             <w:pPr>
               <w:rPr>
                 <w:rFonts w:ascii="Garamond" w:hAnsi="Garamond"/>
-                <w:sz w:val="24"/>
-                <w:szCs w:val="24"/>
-              </w:rPr>
-            </w:pPr>
-            <w:r>
-              <w:rPr>
-                <w:rFonts w:ascii="Garamond" w:hAnsi="Garamond"/>
-                <w:sz w:val="24"/>
-                <w:szCs w:val="24"/>
+              </w:rPr>
+            </w:pPr>
+            <w:r>
+              <w:rPr>
+                <w:rFonts w:ascii="Garamond" w:hAnsi="Garamond"/>
               </w:rPr>
               <w:t>Total_Tercera</w:t>
             </w:r>
@@ -799,15 +717,11 @@
             <w:pPr>
               <w:rPr>
                 <w:rFonts w:ascii="Garamond" w:hAnsi="Garamond"/>
-                <w:sz w:val="24"/>
-                <w:szCs w:val="24"/>
-              </w:rPr>
-            </w:pPr>
-            <w:r>
-              <w:rPr>
-                <w:rFonts w:ascii="Garamond" w:hAnsi="Garamond"/>
-                <w:sz w:val="24"/>
-                <w:szCs w:val="24"/>
+              </w:rPr>
+            </w:pPr>
+            <w:r>
+              <w:rPr>
+                <w:rFonts w:ascii="Garamond" w:hAnsi="Garamond"/>
               </w:rPr>
               <w:t>Saldo_Segunda</w:t>
             </w:r>
@@ -833,8 +747,6 @@
             <w:pPr>
               <w:rPr>
                 <w:rFonts w:ascii="Garamond" w:hAnsi="Garamond"/>
-                <w:sz w:val="24"/>
-                <w:szCs w:val="24"/>
               </w:rPr>
             </w:pPr>
           </w:p>
@@ -854,8 +766,6 @@
             <w:pPr>
               <w:rPr>
                 <w:rFonts w:ascii="Garamond" w:hAnsi="Garamond"/>
-                <w:sz w:val="24"/>
-                <w:szCs w:val="24"/>
               </w:rPr>
             </w:pPr>
           </w:p>
@@ -875,8 +785,6 @@
             <w:pPr>
               <w:rPr>
                 <w:rFonts w:ascii="Garamond" w:hAnsi="Garamond"/>
-                <w:sz w:val="24"/>
-                <w:szCs w:val="24"/>
               </w:rPr>
             </w:pPr>
           </w:p>
@@ -895,16 +803,12 @@
               <w:rPr>
                 <w:rFonts w:ascii="Garamond" w:hAnsi="Garamond"/>
                 <w:b/>
-                <w:sz w:val="24"/>
-                <w:szCs w:val="24"/>
               </w:rPr>
             </w:pPr>
             <w:r>
               <w:rPr>
                 <w:rFonts w:ascii="Garamond" w:hAnsi="Garamond"/>
                 <w:b/>
-                <w:sz w:val="24"/>
-                <w:szCs w:val="24"/>
               </w:rPr>
               <w:t>Saldo</w:t>
             </w:r>
@@ -919,15 +823,11 @@
             <w:pPr>
               <w:rPr>
                 <w:rFonts w:ascii="Garamond" w:hAnsi="Garamond"/>
-                <w:sz w:val="24"/>
-                <w:szCs w:val="24"/>
-              </w:rPr>
-            </w:pPr>
-            <w:r>
-              <w:rPr>
-                <w:rFonts w:ascii="Garamond" w:hAnsi="Garamond"/>
-                <w:sz w:val="24"/>
-                <w:szCs w:val="24"/>
+              </w:rPr>
+            </w:pPr>
+            <w:r>
+              <w:rPr>
+                <w:rFonts w:ascii="Garamond" w:hAnsi="Garamond"/>
               </w:rPr>
               <w:t>Saldo_Restante</w:t>
             </w:r>
